--- a/resources/l4_oevelse-kunden.docx
+++ b/resources/l4_oevelse-kunden.docx
@@ -95,13 +95,7 @@
         <w:rPr>
           <w:color w:val="1C1C1C"/>
         </w:rPr>
-        <w:t xml:space="preserve"> begynde</w:t>
-      </w:r>
-      <w:r>
-        <w:rPr>
-          <w:color w:val="1C1C1C"/>
-        </w:rPr>
-        <w:t xml:space="preserve"> at designe softwaren</w:t>
+        <w:t xml:space="preserve"> begynde at designe softwaren</w:t>
       </w:r>
       <w:r>
         <w:rPr>
@@ -137,12 +131,6 @@
         <w:gridCol w:w="9630"/>
       </w:tblGrid>
       <w:tr>
-        <w:tblPrEx>
-          <w:tblCellMar>
-            <w:top w:w="0" w:type="dxa"/>
-            <w:bottom w:w="0" w:type="dxa"/>
-          </w:tblCellMar>
-        </w:tblPrEx>
         <w:tc>
           <w:tcPr>
             <w:tcW w:w="9640" w:type="dxa"/>
@@ -223,12 +211,6 @@
         <w:gridCol w:w="9300"/>
       </w:tblGrid>
       <w:tr>
-        <w:tblPrEx>
-          <w:tblCellMar>
-            <w:top w:w="0" w:type="dxa"/>
-            <w:bottom w:w="0" w:type="dxa"/>
-          </w:tblCellMar>
-        </w:tblPrEx>
         <w:trPr>
           <w:trHeight w:val="330"/>
         </w:trPr>
@@ -240,12 +222,6 @@
         </w:tc>
       </w:tr>
       <w:tr>
-        <w:tblPrEx>
-          <w:tblCellMar>
-            <w:top w:w="0" w:type="dxa"/>
-            <w:bottom w:w="0" w:type="dxa"/>
-          </w:tblCellMar>
-        </w:tblPrEx>
         <w:trPr>
           <w:trHeight w:val="330"/>
         </w:trPr>
@@ -257,12 +233,6 @@
         </w:tc>
       </w:tr>
       <w:tr>
-        <w:tblPrEx>
-          <w:tblCellMar>
-            <w:top w:w="0" w:type="dxa"/>
-            <w:bottom w:w="0" w:type="dxa"/>
-          </w:tblCellMar>
-        </w:tblPrEx>
         <w:trPr>
           <w:trHeight w:val="330"/>
         </w:trPr>
@@ -274,12 +244,6 @@
         </w:tc>
       </w:tr>
       <w:tr>
-        <w:tblPrEx>
-          <w:tblCellMar>
-            <w:top w:w="0" w:type="dxa"/>
-            <w:bottom w:w="0" w:type="dxa"/>
-          </w:tblCellMar>
-        </w:tblPrEx>
         <w:trPr>
           <w:trHeight w:val="330"/>
         </w:trPr>
@@ -291,12 +255,6 @@
         </w:tc>
       </w:tr>
       <w:tr>
-        <w:tblPrEx>
-          <w:tblCellMar>
-            <w:top w:w="0" w:type="dxa"/>
-            <w:bottom w:w="0" w:type="dxa"/>
-          </w:tblCellMar>
-        </w:tblPrEx>
         <w:trPr>
           <w:trHeight w:val="330"/>
         </w:trPr>
@@ -335,12 +293,6 @@
         <w:gridCol w:w="9300"/>
       </w:tblGrid>
       <w:tr>
-        <w:tblPrEx>
-          <w:tblCellMar>
-            <w:top w:w="0" w:type="dxa"/>
-            <w:bottom w:w="0" w:type="dxa"/>
-          </w:tblCellMar>
-        </w:tblPrEx>
         <w:trPr>
           <w:trHeight w:val="330"/>
         </w:trPr>
@@ -352,12 +304,6 @@
         </w:tc>
       </w:tr>
       <w:tr>
-        <w:tblPrEx>
-          <w:tblCellMar>
-            <w:top w:w="0" w:type="dxa"/>
-            <w:bottom w:w="0" w:type="dxa"/>
-          </w:tblCellMar>
-        </w:tblPrEx>
         <w:trPr>
           <w:trHeight w:val="330"/>
         </w:trPr>
@@ -369,12 +315,6 @@
         </w:tc>
       </w:tr>
       <w:tr>
-        <w:tblPrEx>
-          <w:tblCellMar>
-            <w:top w:w="0" w:type="dxa"/>
-            <w:bottom w:w="0" w:type="dxa"/>
-          </w:tblCellMar>
-        </w:tblPrEx>
         <w:trPr>
           <w:trHeight w:val="330"/>
         </w:trPr>
@@ -386,12 +326,6 @@
         </w:tc>
       </w:tr>
       <w:tr>
-        <w:tblPrEx>
-          <w:tblCellMar>
-            <w:top w:w="0" w:type="dxa"/>
-            <w:bottom w:w="0" w:type="dxa"/>
-          </w:tblCellMar>
-        </w:tblPrEx>
         <w:trPr>
           <w:trHeight w:val="330"/>
         </w:trPr>
@@ -403,12 +337,6 @@
         </w:tc>
       </w:tr>
       <w:tr>
-        <w:tblPrEx>
-          <w:tblCellMar>
-            <w:top w:w="0" w:type="dxa"/>
-            <w:bottom w:w="0" w:type="dxa"/>
-          </w:tblCellMar>
-        </w:tblPrEx>
         <w:trPr>
           <w:trHeight w:val="330"/>
         </w:trPr>
@@ -420,12 +348,6 @@
         </w:tc>
       </w:tr>
       <w:tr>
-        <w:tblPrEx>
-          <w:tblCellMar>
-            <w:top w:w="0" w:type="dxa"/>
-            <w:bottom w:w="0" w:type="dxa"/>
-          </w:tblCellMar>
-        </w:tblPrEx>
         <w:trPr>
           <w:trHeight w:val="330"/>
         </w:trPr>
@@ -437,12 +359,6 @@
         </w:tc>
       </w:tr>
       <w:tr>
-        <w:tblPrEx>
-          <w:tblCellMar>
-            <w:top w:w="0" w:type="dxa"/>
-            <w:bottom w:w="0" w:type="dxa"/>
-          </w:tblCellMar>
-        </w:tblPrEx>
         <w:trPr>
           <w:trHeight w:val="330"/>
         </w:trPr>
@@ -468,19 +384,7 @@
         <w:t xml:space="preserve">1b  </w:t>
       </w:r>
       <w:r>
-        <w:t>Sortér det, I skrev ned · 10 minutter</w:t>
-      </w:r>
-    </w:p>
-    <w:p>
-      <w:pPr>
-        <w:spacing w:after="120"/>
-        <w:ind w:left="340"/>
-      </w:pPr>
-      <w:r>
-        <w:rPr>
-          <w:color w:val="1C1C1C"/>
-        </w:rPr>
-        <w:t>Krav: kunden har sagt det, og det er ikke til forhandling. Ønske: han vil gerne, men kan leve uden. Antagelse: I har selv fundet på det. Sæt en stjerne ved de antagelser, der skal bekræftes, før I bygger noget.</w:t>
+        <w:t xml:space="preserve">Sortér det, I skrev ned </w:t>
       </w:r>
     </w:p>
     <w:p>
@@ -511,12 +415,6 @@
         <w:gridCol w:w="568"/>
       </w:tblGrid>
       <w:tr>
-        <w:tblPrEx>
-          <w:tblCellMar>
-            <w:top w:w="0" w:type="dxa"/>
-            <w:bottom w:w="0" w:type="dxa"/>
-          </w:tblCellMar>
-        </w:tblPrEx>
         <w:trPr>
           <w:trHeight w:val="340"/>
         </w:trPr>
@@ -594,12 +492,6 @@
         </w:tc>
       </w:tr>
       <w:tr>
-        <w:tblPrEx>
-          <w:tblCellMar>
-            <w:top w:w="0" w:type="dxa"/>
-            <w:bottom w:w="0" w:type="dxa"/>
-          </w:tblCellMar>
-        </w:tblPrEx>
         <w:trPr>
           <w:trHeight w:val="340"/>
         </w:trPr>
@@ -641,12 +533,6 @@
         </w:tc>
       </w:tr>
       <w:tr>
-        <w:tblPrEx>
-          <w:tblCellMar>
-            <w:top w:w="0" w:type="dxa"/>
-            <w:bottom w:w="0" w:type="dxa"/>
-          </w:tblCellMar>
-        </w:tblPrEx>
         <w:trPr>
           <w:trHeight w:val="340"/>
         </w:trPr>
@@ -688,12 +574,6 @@
         </w:tc>
       </w:tr>
       <w:tr>
-        <w:tblPrEx>
-          <w:tblCellMar>
-            <w:top w:w="0" w:type="dxa"/>
-            <w:bottom w:w="0" w:type="dxa"/>
-          </w:tblCellMar>
-        </w:tblPrEx>
         <w:trPr>
           <w:trHeight w:val="340"/>
         </w:trPr>
@@ -735,12 +615,6 @@
         </w:tc>
       </w:tr>
       <w:tr>
-        <w:tblPrEx>
-          <w:tblCellMar>
-            <w:top w:w="0" w:type="dxa"/>
-            <w:bottom w:w="0" w:type="dxa"/>
-          </w:tblCellMar>
-        </w:tblPrEx>
         <w:trPr>
           <w:trHeight w:val="340"/>
         </w:trPr>
@@ -782,12 +656,6 @@
         </w:tc>
       </w:tr>
       <w:tr>
-        <w:tblPrEx>
-          <w:tblCellMar>
-            <w:top w:w="0" w:type="dxa"/>
-            <w:bottom w:w="0" w:type="dxa"/>
-          </w:tblCellMar>
-        </w:tblPrEx>
         <w:trPr>
           <w:trHeight w:val="340"/>
         </w:trPr>
@@ -829,12 +697,6 @@
         </w:tc>
       </w:tr>
       <w:tr>
-        <w:tblPrEx>
-          <w:tblCellMar>
-            <w:top w:w="0" w:type="dxa"/>
-            <w:bottom w:w="0" w:type="dxa"/>
-          </w:tblCellMar>
-        </w:tblPrEx>
         <w:trPr>
           <w:trHeight w:val="340"/>
         </w:trPr>
@@ -876,12 +738,6 @@
         </w:tc>
       </w:tr>
       <w:tr>
-        <w:tblPrEx>
-          <w:tblCellMar>
-            <w:top w:w="0" w:type="dxa"/>
-            <w:bottom w:w="0" w:type="dxa"/>
-          </w:tblCellMar>
-        </w:tblPrEx>
         <w:trPr>
           <w:trHeight w:val="340"/>
         </w:trPr>
@@ -923,12 +779,6 @@
         </w:tc>
       </w:tr>
       <w:tr>
-        <w:tblPrEx>
-          <w:tblCellMar>
-            <w:top w:w="0" w:type="dxa"/>
-            <w:bottom w:w="0" w:type="dxa"/>
-          </w:tblCellMar>
-        </w:tblPrEx>
         <w:trPr>
           <w:trHeight w:val="340"/>
         </w:trPr>
@@ -970,12 +820,6 @@
         </w:tc>
       </w:tr>
       <w:tr>
-        <w:tblPrEx>
-          <w:tblCellMar>
-            <w:top w:w="0" w:type="dxa"/>
-            <w:bottom w:w="0" w:type="dxa"/>
-          </w:tblCellMar>
-        </w:tblPrEx>
         <w:trPr>
           <w:trHeight w:val="340"/>
         </w:trPr>
@@ -1104,12 +948,6 @@
         <w:gridCol w:w="3010"/>
       </w:tblGrid>
       <w:tr>
-        <w:tblPrEx>
-          <w:tblCellMar>
-            <w:top w:w="0" w:type="dxa"/>
-            <w:bottom w:w="0" w:type="dxa"/>
-          </w:tblCellMar>
-        </w:tblPrEx>
         <w:trPr>
           <w:trHeight w:val="340"/>
         </w:trPr>
@@ -1187,12 +1025,6 @@
         </w:tc>
       </w:tr>
       <w:tr>
-        <w:tblPrEx>
-          <w:tblCellMar>
-            <w:top w:w="0" w:type="dxa"/>
-            <w:bottom w:w="0" w:type="dxa"/>
-          </w:tblCellMar>
-        </w:tblPrEx>
         <w:trPr>
           <w:trHeight w:val="340"/>
         </w:trPr>
@@ -1234,12 +1066,6 @@
         </w:tc>
       </w:tr>
       <w:tr>
-        <w:tblPrEx>
-          <w:tblCellMar>
-            <w:top w:w="0" w:type="dxa"/>
-            <w:bottom w:w="0" w:type="dxa"/>
-          </w:tblCellMar>
-        </w:tblPrEx>
         <w:trPr>
           <w:trHeight w:val="340"/>
         </w:trPr>
@@ -1281,12 +1107,6 @@
         </w:tc>
       </w:tr>
       <w:tr>
-        <w:tblPrEx>
-          <w:tblCellMar>
-            <w:top w:w="0" w:type="dxa"/>
-            <w:bottom w:w="0" w:type="dxa"/>
-          </w:tblCellMar>
-        </w:tblPrEx>
         <w:trPr>
           <w:trHeight w:val="340"/>
         </w:trPr>
@@ -1328,12 +1148,6 @@
         </w:tc>
       </w:tr>
       <w:tr>
-        <w:tblPrEx>
-          <w:tblCellMar>
-            <w:top w:w="0" w:type="dxa"/>
-            <w:bottom w:w="0" w:type="dxa"/>
-          </w:tblCellMar>
-        </w:tblPrEx>
         <w:trPr>
           <w:trHeight w:val="340"/>
         </w:trPr>
@@ -1375,12 +1189,6 @@
         </w:tc>
       </w:tr>
       <w:tr>
-        <w:tblPrEx>
-          <w:tblCellMar>
-            <w:top w:w="0" w:type="dxa"/>
-            <w:bottom w:w="0" w:type="dxa"/>
-          </w:tblCellMar>
-        </w:tblPrEx>
         <w:trPr>
           <w:trHeight w:val="340"/>
         </w:trPr>
@@ -1422,12 +1230,6 @@
         </w:tc>
       </w:tr>
       <w:tr>
-        <w:tblPrEx>
-          <w:tblCellMar>
-            <w:top w:w="0" w:type="dxa"/>
-            <w:bottom w:w="0" w:type="dxa"/>
-          </w:tblCellMar>
-        </w:tblPrEx>
         <w:trPr>
           <w:trHeight w:val="340"/>
         </w:trPr>
@@ -1469,12 +1271,6 @@
         </w:tc>
       </w:tr>
       <w:tr>
-        <w:tblPrEx>
-          <w:tblCellMar>
-            <w:top w:w="0" w:type="dxa"/>
-            <w:bottom w:w="0" w:type="dxa"/>
-          </w:tblCellMar>
-        </w:tblPrEx>
         <w:trPr>
           <w:trHeight w:val="340"/>
         </w:trPr>
@@ -1555,12 +1351,6 @@
         <w:gridCol w:w="9300"/>
       </w:tblGrid>
       <w:tr>
-        <w:tblPrEx>
-          <w:tblCellMar>
-            <w:top w:w="0" w:type="dxa"/>
-            <w:bottom w:w="0" w:type="dxa"/>
-          </w:tblCellMar>
-        </w:tblPrEx>
         <w:trPr>
           <w:trHeight w:val="330"/>
         </w:trPr>
@@ -1572,12 +1362,6 @@
         </w:tc>
       </w:tr>
       <w:tr>
-        <w:tblPrEx>
-          <w:tblCellMar>
-            <w:top w:w="0" w:type="dxa"/>
-            <w:bottom w:w="0" w:type="dxa"/>
-          </w:tblCellMar>
-        </w:tblPrEx>
         <w:trPr>
           <w:trHeight w:val="330"/>
         </w:trPr>
@@ -1589,12 +1373,6 @@
         </w:tc>
       </w:tr>
       <w:tr>
-        <w:tblPrEx>
-          <w:tblCellMar>
-            <w:top w:w="0" w:type="dxa"/>
-            <w:bottom w:w="0" w:type="dxa"/>
-          </w:tblCellMar>
-        </w:tblPrEx>
         <w:trPr>
           <w:trHeight w:val="330"/>
         </w:trPr>
@@ -1672,13 +1450,7 @@
         <w:rPr>
           <w:color w:val="1C1C1C"/>
         </w:rPr>
-        <w:t>Venstre spalte: alt, man kan vide om en arbejdsplads. Højre: kun det, barometeret har brug for. Det, der står tilbage til højre, skriver I ind i DESIGN.md under Klasserne</w:t>
-      </w:r>
-      <w:r>
-        <w:rPr>
-          <w:color w:val="1C1C1C"/>
-        </w:rPr>
-        <w:t xml:space="preserve"> som det, Arbejdsplads ved, og det, den kan.</w:t>
+        <w:t>Venstre spalte: alt, man kan vide om en arbejdsplads. Højre: kun det, barometeret har brug for. Det, der står tilbage til højre, skriver I ind i DESIGN.md under Klasserne som det, Arbejdsplads ved, og det, den kan.</w:t>
       </w:r>
     </w:p>
     <w:p>
@@ -1708,12 +1480,6 @@
         <w:gridCol w:w="4815"/>
       </w:tblGrid>
       <w:tr>
-        <w:tblPrEx>
-          <w:tblCellMar>
-            <w:top w:w="0" w:type="dxa"/>
-            <w:bottom w:w="0" w:type="dxa"/>
-          </w:tblCellMar>
-        </w:tblPrEx>
         <w:trPr>
           <w:trHeight w:val="340"/>
         </w:trPr>
@@ -1767,12 +1533,6 @@
         </w:tc>
       </w:tr>
       <w:tr>
-        <w:tblPrEx>
-          <w:tblCellMar>
-            <w:top w:w="0" w:type="dxa"/>
-            <w:bottom w:w="0" w:type="dxa"/>
-          </w:tblCellMar>
-        </w:tblPrEx>
         <w:trPr>
           <w:trHeight w:val="340"/>
         </w:trPr>
@@ -1802,12 +1562,6 @@
         </w:tc>
       </w:tr>
       <w:tr>
-        <w:tblPrEx>
-          <w:tblCellMar>
-            <w:top w:w="0" w:type="dxa"/>
-            <w:bottom w:w="0" w:type="dxa"/>
-          </w:tblCellMar>
-        </w:tblPrEx>
         <w:trPr>
           <w:trHeight w:val="340"/>
         </w:trPr>
@@ -1837,12 +1591,6 @@
         </w:tc>
       </w:tr>
       <w:tr>
-        <w:tblPrEx>
-          <w:tblCellMar>
-            <w:top w:w="0" w:type="dxa"/>
-            <w:bottom w:w="0" w:type="dxa"/>
-          </w:tblCellMar>
-        </w:tblPrEx>
         <w:trPr>
           <w:trHeight w:val="340"/>
         </w:trPr>
@@ -1872,12 +1620,6 @@
         </w:tc>
       </w:tr>
       <w:tr>
-        <w:tblPrEx>
-          <w:tblCellMar>
-            <w:top w:w="0" w:type="dxa"/>
-            <w:bottom w:w="0" w:type="dxa"/>
-          </w:tblCellMar>
-        </w:tblPrEx>
         <w:trPr>
           <w:trHeight w:val="340"/>
         </w:trPr>
@@ -1907,12 +1649,6 @@
         </w:tc>
       </w:tr>
       <w:tr>
-        <w:tblPrEx>
-          <w:tblCellMar>
-            <w:top w:w="0" w:type="dxa"/>
-            <w:bottom w:w="0" w:type="dxa"/>
-          </w:tblCellMar>
-        </w:tblPrEx>
         <w:trPr>
           <w:trHeight w:val="340"/>
         </w:trPr>
@@ -1942,12 +1678,6 @@
         </w:tc>
       </w:tr>
       <w:tr>
-        <w:tblPrEx>
-          <w:tblCellMar>
-            <w:top w:w="0" w:type="dxa"/>
-            <w:bottom w:w="0" w:type="dxa"/>
-          </w:tblCellMar>
-        </w:tblPrEx>
         <w:trPr>
           <w:trHeight w:val="340"/>
         </w:trPr>
@@ -1977,12 +1707,6 @@
         </w:tc>
       </w:tr>
       <w:tr>
-        <w:tblPrEx>
-          <w:tblCellMar>
-            <w:top w:w="0" w:type="dxa"/>
-            <w:bottom w:w="0" w:type="dxa"/>
-          </w:tblCellMar>
-        </w:tblPrEx>
         <w:trPr>
           <w:trHeight w:val="340"/>
         </w:trPr>
@@ -2012,12 +1736,6 @@
         </w:tc>
       </w:tr>
       <w:tr>
-        <w:tblPrEx>
-          <w:tblCellMar>
-            <w:top w:w="0" w:type="dxa"/>
-            <w:bottom w:w="0" w:type="dxa"/>
-          </w:tblCellMar>
-        </w:tblPrEx>
         <w:trPr>
           <w:trHeight w:val="340"/>
         </w:trPr>
@@ -2047,12 +1765,6 @@
         </w:tc>
       </w:tr>
       <w:tr>
-        <w:tblPrEx>
-          <w:tblCellMar>
-            <w:top w:w="0" w:type="dxa"/>
-            <w:bottom w:w="0" w:type="dxa"/>
-          </w:tblCellMar>
-        </w:tblPrEx>
         <w:trPr>
           <w:trHeight w:val="340"/>
         </w:trPr>
@@ -2172,12 +1884,6 @@
         <w:gridCol w:w="9630"/>
       </w:tblGrid>
       <w:tr>
-        <w:tblPrEx>
-          <w:tblCellMar>
-            <w:top w:w="0" w:type="dxa"/>
-            <w:bottom w:w="0" w:type="dxa"/>
-          </w:tblCellMar>
-        </w:tblPrEx>
         <w:tc>
           <w:tcPr>
             <w:tcW w:w="9640" w:type="dxa"/>
@@ -2333,12 +2039,6 @@
         <w:gridCol w:w="3744"/>
       </w:tblGrid>
       <w:tr>
-        <w:tblPrEx>
-          <w:tblCellMar>
-            <w:top w:w="0" w:type="dxa"/>
-            <w:bottom w:w="0" w:type="dxa"/>
-          </w:tblCellMar>
-        </w:tblPrEx>
         <w:trPr>
           <w:trHeight w:val="340"/>
         </w:trPr>
@@ -2440,12 +2140,6 @@
         </w:tc>
       </w:tr>
       <w:tr>
-        <w:tblPrEx>
-          <w:tblCellMar>
-            <w:top w:w="0" w:type="dxa"/>
-            <w:bottom w:w="0" w:type="dxa"/>
-          </w:tblCellMar>
-        </w:tblPrEx>
         <w:trPr>
           <w:trHeight w:val="340"/>
         </w:trPr>
@@ -2499,12 +2193,6 @@
         </w:tc>
       </w:tr>
       <w:tr>
-        <w:tblPrEx>
-          <w:tblCellMar>
-            <w:top w:w="0" w:type="dxa"/>
-            <w:bottom w:w="0" w:type="dxa"/>
-          </w:tblCellMar>
-        </w:tblPrEx>
         <w:trPr>
           <w:trHeight w:val="340"/>
         </w:trPr>
@@ -2558,12 +2246,6 @@
         </w:tc>
       </w:tr>
       <w:tr>
-        <w:tblPrEx>
-          <w:tblCellMar>
-            <w:top w:w="0" w:type="dxa"/>
-            <w:bottom w:w="0" w:type="dxa"/>
-          </w:tblCellMar>
-        </w:tblPrEx>
         <w:trPr>
           <w:trHeight w:val="340"/>
         </w:trPr>
@@ -2617,12 +2299,6 @@
         </w:tc>
       </w:tr>
       <w:tr>
-        <w:tblPrEx>
-          <w:tblCellMar>
-            <w:top w:w="0" w:type="dxa"/>
-            <w:bottom w:w="0" w:type="dxa"/>
-          </w:tblCellMar>
-        </w:tblPrEx>
         <w:trPr>
           <w:trHeight w:val="340"/>
         </w:trPr>
@@ -2676,12 +2352,6 @@
         </w:tc>
       </w:tr>
       <w:tr>
-        <w:tblPrEx>
-          <w:tblCellMar>
-            <w:top w:w="0" w:type="dxa"/>
-            <w:bottom w:w="0" w:type="dxa"/>
-          </w:tblCellMar>
-        </w:tblPrEx>
         <w:trPr>
           <w:trHeight w:val="340"/>
         </w:trPr>
@@ -2735,12 +2405,6 @@
         </w:tc>
       </w:tr>
       <w:tr>
-        <w:tblPrEx>
-          <w:tblCellMar>
-            <w:top w:w="0" w:type="dxa"/>
-            <w:bottom w:w="0" w:type="dxa"/>
-          </w:tblCellMar>
-        </w:tblPrEx>
         <w:trPr>
           <w:trHeight w:val="340"/>
         </w:trPr>
@@ -2794,12 +2458,6 @@
         </w:tc>
       </w:tr>
       <w:tr>
-        <w:tblPrEx>
-          <w:tblCellMar>
-            <w:top w:w="0" w:type="dxa"/>
-            <w:bottom w:w="0" w:type="dxa"/>
-          </w:tblCellMar>
-        </w:tblPrEx>
         <w:trPr>
           <w:trHeight w:val="340"/>
         </w:trPr>
@@ -2853,12 +2511,6 @@
         </w:tc>
       </w:tr>
       <w:tr>
-        <w:tblPrEx>
-          <w:tblCellMar>
-            <w:top w:w="0" w:type="dxa"/>
-            <w:bottom w:w="0" w:type="dxa"/>
-          </w:tblCellMar>
-        </w:tblPrEx>
         <w:trPr>
           <w:trHeight w:val="340"/>
         </w:trPr>
@@ -2985,13 +2637,7 @@
         <w:rPr>
           <w:color w:val="1C1C1C"/>
         </w:rPr>
-        <w:t>Én sætning</w:t>
-      </w:r>
-      <w:r>
-        <w:rPr>
-          <w:color w:val="1C1C1C"/>
-        </w:rPr>
-        <w:t xml:space="preserve">. </w:t>
+        <w:t xml:space="preserve">Én sætning. </w:t>
       </w:r>
     </w:p>
     <w:p>
@@ -3020,12 +2666,6 @@
         <w:gridCol w:w="9630"/>
       </w:tblGrid>
       <w:tr>
-        <w:tblPrEx>
-          <w:tblCellMar>
-            <w:top w:w="0" w:type="dxa"/>
-            <w:bottom w:w="0" w:type="dxa"/>
-          </w:tblCellMar>
-        </w:tblPrEx>
         <w:tc>
           <w:tcPr>
             <w:tcW w:w="9640" w:type="dxa"/>
@@ -3135,6 +2775,11 @@
         <w:docPartUnique/>
       </w:docPartObj>
     </w:sdtPr>
+    <w:sdtEndPr>
+      <w:rPr>
+        <w:rStyle w:val="PageNumber"/>
+      </w:rPr>
+    </w:sdtEndPr>
     <w:sdtContent>
       <w:p>
         <w:pPr>
@@ -3193,6 +2838,11 @@
         <w:docPartUnique/>
       </w:docPartObj>
     </w:sdtPr>
+    <w:sdtEndPr>
+      <w:rPr>
+        <w:rStyle w:val="PageNumber"/>
+      </w:rPr>
+    </w:sdtEndPr>
     <w:sdtContent>
       <w:p>
         <w:pPr>
